--- a/resources/issue-notice-template.docx
+++ b/resources/issue-notice-template.docx
@@ -15,7 +15,7 @@
           <w:u w:val="none"/>
           <w:rFonts w:ascii="Times New Roman" w:hAnsi="Times New Roman" w:cs="Times New Roman"/>
         </w:rPr>
-        <w:t>CYBERABAD MUNICIPAL CORPORATION</w:t>
+        <w:t>{{Corp Full Caps}}</w:t>
       </w:r>
     </w:p>
     <w:p>
@@ -47,7 +47,7 @@
           <w:u w:val="none"/>
           <w:rFonts w:ascii="Times New Roman" w:hAnsi="Times New Roman" w:cs="Times New Roman"/>
         </w:rPr>
-        <w:t>{{Zone}} Zone, CMC, Hyderabad.</w:t>
+        <w:t>{{Zone}} Zone, {{Corporation}}, Hyderabad.</w:t>
       </w:r>
     </w:p>
     <w:p>
@@ -168,7 +168,7 @@
                 <w:b/>
                 <w:sz w:val="22"/>
               </w:rPr>
-              <w:t>Lr.No.     /SE/{{Zone Abbr}}/CMC/{{Financial year}}</w:t>
+              <w:t>Lr.No.     /SE/{{Zone Abbr}}/{{Corporation}}/{{Financial year}}</w:t>
             </w:r>
           </w:p>
         </w:tc>
@@ -264,7 +264,7 @@
                 <w:b w:val="0"/>
                 <w:sz w:val="22"/>
               </w:rPr>
-              <w:t>CMC- Engg. - SE-{{Zone Abbr}}- “{{Name of the work}}” -Non-conclusion of agreement -Notice issued - Reg.</w:t>
+              <w:t>{{Corporation}}- Engg. - SE-{{Zone Abbr}}- “{{Name of the work}}” -Non-conclusion of agreement -Notice issued - Reg.</w:t>
             </w:r>
           </w:p>
         </w:tc>
@@ -522,7 +522,7 @@
           <w:u w:val="none"/>
           <w:rFonts w:ascii="Times New Roman" w:hAnsi="Times New Roman" w:cs="Times New Roman"/>
         </w:rPr>
-        <w:t>{{Zone}} Zone, CMC.</w:t>
+        <w:t>{{Zone}} Zone, {{Corporation}}.</w:t>
       </w:r>
     </w:p>
     <w:sectPr>
